--- a/assets/amiu-reference.docx
+++ b/assets/amiu-reference.docx
@@ -897,7 +897,7 @@
     <w:pPr>
       <w:keepNext/>
       <w:keepLines/>
-      <w:spacing w:before="400" w:after="160" w:line="259" w:lineRule="auto"/>
+      <w:spacing w:before="40" w:after="160" w:line="259" w:lineRule="auto"/>
       <w:outlineLvl w:val="1"/>
       <w:pBdr>
         <w:bottom w:val="single" w:sz="6" w:space="4" w:color="D8DCE5"/>
@@ -1258,6 +1258,23 @@
       <w:caps w:val="0"/>
       <w:color w:val="122A4E"/>
       <w:sz w:val="44"/>
+    </w:rPr>
+  </w:style>
+  <w:style w:type="paragraph" w:customStyle="1" w:styleId="SectionKicker">
+    <w:name w:val="SectionKicker"/>
+    <w:basedOn w:val="Normal"/>
+    <w:pPr>
+      <w:keepNext/>
+      <w:spacing w:before="440" w:after="40" w:line="264" w:lineRule="auto"/>
+    </w:pPr>
+    <w:rPr>
+      <w:rFonts w:ascii="Liberation Sans" w:hAnsi="Liberation Sans" w:eastAsia="Liberation Sans" w:cs="Liberation Sans"/>
+      <w:b/>
+      <w:i w:val="0"/>
+      <w:caps/>
+      <w:color w:val="B08625"/>
+      <w:sz w:val="19"/>
+      <w:spacing w:val="22"/>
     </w:rPr>
   </w:style>
   <w:style w:type="paragraph" w:customStyle="1" w:styleId="PartKicker">

--- a/assets/amiu-reference.docx
+++ b/assets/amiu-reference.docx
@@ -446,14 +446,6 @@
       <w:instrText xml:space="preserve">NUMPAGES</w:instrText>
       <w:fldChar w:fldCharType="end"/>
     </w:r>
-    <w:r>
-      <w:rPr>
-        <w:rFonts w:ascii="Liberation Sans" w:hAnsi="Liberation Sans"/>
-        <w:color w:val="5B6372"/>
-        <w:sz w:val="16"/>
-      </w:rPr>
-      <w:t xml:space="preserve">  ·  Confidential — Institutional Planning Document</w:t>
-    </w:r>
   </w:p>
 </w:ftr>
 </file>
@@ -517,29 +509,31 @@
       </w:tabs>
       <w:spacing w:after="0"/>
       <w:pBdr>
-        <w:bottom w:val="single" w:sz="6" w:space="4" w:color="B08625"/>
+        <w:bottom w:val="single" w:sz="4" w:space="4" w:color="D8DCE5"/>
       </w:pBdr>
     </w:pPr>
     <w:r/>
     <w:r>
       <w:rPr>
-        <w:rFonts w:ascii="Liberation Sans" w:hAnsi="Liberation Sans"/>
-        <w:b/>
+        <w:rFonts w:ascii="Cinzel" w:hAnsi="Cinzel"/>
+        <w:b w:val="0"/>
         <w:caps/>
+        <w:smallCaps/>
         <w:color w:val="122A4E"/>
-        <w:sz w:val="16"/>
+        <w:sz w:val="17"/>
+        <w:spacing w:val="14"/>
       </w:rPr>
-      <w:t>AL-MULK INTERNATIONAL UNIVERSITY</w:t>
+      <w:t>Al-Mulk International University</w:t>
     </w:r>
     <w:r>
       <w:tab/>
     </w:r>
     <w:r>
       <w:rPr>
-        <w:rFonts w:ascii="Liberation Sans" w:hAnsi="Liberation Sans"/>
+        <w:rFonts w:ascii="Cormorant Garamond" w:hAnsi="Cormorant Garamond"/>
         <w:i/>
         <w:color w:val="5B6372"/>
-        <w:sz w:val="16"/>
+        <w:sz w:val="19"/>
       </w:rPr>
       <w:t>Strategic Implementation Blueprint 2028–2050</w:t>
     </w:r>
@@ -695,10 +689,11 @@
       <w:spacing w:before="0" w:after="160" w:line="283" w:lineRule="auto"/>
     </w:pPr>
     <w:rPr>
-      <w:rFonts w:ascii="Liberation Sans" w:hAnsi="Liberation Sans" w:eastAsia="Liberation Sans" w:cs="Liberation Sans"/>
+      <w:rFonts w:ascii="Bitstream Charter" w:hAnsi="Bitstream Charter" w:eastAsia="Bitstream Charter" w:cs="Bitstream Charter"/>
       <w:b w:val="0"/>
       <w:i w:val="0"/>
       <w:caps w:val="0"/>
+      <w:smallCaps w:val="0"/>
       <w:color w:val="1A1F2B"/>
       <w:sz w:val="21"/>
     </w:rPr>
@@ -713,10 +708,11 @@
     </w:pPr>
     <w:qFormat/>
     <w:rPr>
-      <w:rFonts w:ascii="Liberation Sans" w:hAnsi="Liberation Sans" w:eastAsia="Liberation Sans" w:cs="Liberation Sans"/>
+      <w:rFonts w:ascii="Bitstream Charter" w:hAnsi="Bitstream Charter" w:eastAsia="Bitstream Charter" w:cs="Bitstream Charter"/>
       <w:b w:val="0"/>
       <w:i w:val="0"/>
       <w:caps w:val="0"/>
+      <w:smallCaps w:val="0"/>
       <w:color w:val="1A1F2B"/>
       <w:sz w:val="21"/>
     </w:rPr>
@@ -731,10 +727,11 @@
       <w:spacing w:before="0" w:after="120" w:line="283" w:lineRule="auto"/>
     </w:pPr>
     <w:rPr>
-      <w:rFonts w:ascii="Liberation Sans" w:hAnsi="Liberation Sans" w:eastAsia="Liberation Sans" w:cs="Liberation Sans"/>
+      <w:rFonts w:ascii="Bitstream Charter" w:hAnsi="Bitstream Charter" w:eastAsia="Bitstream Charter" w:cs="Bitstream Charter"/>
       <w:b w:val="0"/>
       <w:i w:val="0"/>
       <w:caps w:val="0"/>
+      <w:smallCaps w:val="0"/>
       <w:color w:val="1A1F2B"/>
       <w:sz w:val="21"/>
     </w:rPr>
@@ -748,10 +745,11 @@
       <w:spacing w:before="0" w:after="120" w:line="283" w:lineRule="auto"/>
     </w:pPr>
     <w:rPr>
-      <w:rFonts w:ascii="Liberation Sans" w:hAnsi="Liberation Sans" w:eastAsia="Liberation Sans" w:cs="Liberation Sans"/>
+      <w:rFonts w:ascii="Bitstream Charter" w:hAnsi="Bitstream Charter" w:eastAsia="Bitstream Charter" w:cs="Bitstream Charter"/>
       <w:b w:val="0"/>
       <w:i w:val="0"/>
       <w:caps w:val="0"/>
+      <w:smallCaps w:val="0"/>
       <w:color w:val="1A1F2B"/>
       <w:sz w:val="21"/>
     </w:rPr>
@@ -768,14 +766,16 @@
       <w:jc w:val="left"/>
     </w:pPr>
     <w:rPr>
-      <w:rFonts w:asciiTheme="majorHAnsi" w:eastAsiaTheme="majorEastAsia" w:hAnsiTheme="majorHAnsi" w:cstheme="majorBidi" w:ascii="Bitstream Charter" w:hAnsi="Bitstream Charter" w:eastAsia="Bitstream Charter" w:cs="Bitstream Charter"/>
+      <w:rFonts w:ascii="Cormorant Garamond" w:hAnsi="Cormorant Garamond" w:eastAsia="Cormorant Garamond" w:cs="Cormorant Garamond"/>
       <w:b/>
       <w:bCs/>
       <w:i w:val="0"/>
       <w:caps w:val="0"/>
+      <w:smallCaps w:val="0"/>
       <w:color w:val="122A4E"/>
-      <w:sz w:val="60"/>
+      <w:sz w:val="68"/>
       <w:szCs w:val="36"/>
+      <w:spacing w:val="6"/>
     </w:rPr>
   </w:style>
   <w:style w:type="paragraph" w:styleId="Subtitle">
@@ -790,12 +790,13 @@
       <w:jc w:val="center"/>
     </w:pPr>
     <w:rPr>
-      <w:rFonts w:ascii="Liberation Sans" w:hAnsi="Liberation Sans" w:eastAsia="Liberation Sans" w:cs="Liberation Sans"/>
+      <w:rFonts w:ascii="Cormorant Garamond" w:hAnsi="Cormorant Garamond" w:eastAsia="Cormorant Garamond" w:cs="Cormorant Garamond"/>
       <w:b w:val="0"/>
       <w:i/>
       <w:caps w:val="0"/>
+      <w:smallCaps w:val="0"/>
       <w:color w:val="B08625"/>
-      <w:sz w:val="30"/>
+      <w:sz w:val="34"/>
       <w:szCs w:val="30"/>
     </w:rPr>
   </w:style>
@@ -877,14 +878,16 @@
       </w:pBdr>
     </w:pPr>
     <w:rPr>
-      <w:rFonts w:asciiTheme="majorHAnsi" w:eastAsiaTheme="majorEastAsia" w:hAnsiTheme="majorHAnsi" w:cstheme="majorBidi" w:ascii="Bitstream Charter" w:hAnsi="Bitstream Charter" w:eastAsia="Bitstream Charter" w:cs="Bitstream Charter"/>
+      <w:rFonts w:ascii="Cormorant Garamond" w:hAnsi="Cormorant Garamond" w:eastAsia="Cormorant Garamond" w:cs="Cormorant Garamond"/>
       <w:b/>
       <w:bCs/>
       <w:i w:val="0"/>
       <w:caps w:val="0"/>
+      <w:smallCaps w:val="0"/>
       <w:color w:val="122A4E"/>
-      <w:sz w:val="54"/>
+      <w:sz w:val="64"/>
       <w:szCs w:val="32"/>
+      <w:spacing w:val="4"/>
     </w:rPr>
   </w:style>
   <w:style w:type="paragraph" w:styleId="Heading2">
@@ -904,13 +907,14 @@
       </w:pBdr>
     </w:pPr>
     <w:rPr>
-      <w:rFonts w:asciiTheme="majorHAnsi" w:eastAsiaTheme="majorEastAsia" w:hAnsiTheme="majorHAnsi" w:cstheme="majorBidi" w:ascii="Bitstream Charter" w:hAnsi="Bitstream Charter" w:eastAsia="Bitstream Charter" w:cs="Bitstream Charter"/>
+      <w:rFonts w:ascii="Cormorant Garamond SemiBold" w:hAnsi="Cormorant Garamond SemiBold" w:eastAsia="Cormorant Garamond SemiBold" w:cs="Cormorant Garamond SemiBold"/>
       <w:b/>
       <w:bCs/>
       <w:i w:val="0"/>
       <w:caps w:val="0"/>
+      <w:smallCaps w:val="0"/>
       <w:color w:val="122A4E"/>
-      <w:sz w:val="31"/>
+      <w:sz w:val="38"/>
       <w:szCs w:val="28"/>
     </w:rPr>
   </w:style>
@@ -928,11 +932,12 @@
       <w:outlineLvl w:val="2"/>
     </w:pPr>
     <w:rPr>
-      <w:rFonts w:asciiTheme="majorHAnsi" w:eastAsiaTheme="majorEastAsia" w:hAnsiTheme="majorHAnsi" w:cstheme="majorBidi" w:ascii="Liberation Sans" w:hAnsi="Liberation Sans" w:eastAsia="Liberation Sans" w:cs="Liberation Sans"/>
+      <w:rFonts w:ascii="Liberation Sans" w:hAnsi="Liberation Sans" w:eastAsia="Liberation Sans" w:cs="Liberation Sans"/>
       <w:b/>
       <w:bCs/>
       <w:i w:val="0"/>
       <w:caps w:val="0"/>
+      <w:smallCaps w:val="0"/>
       <w:color w:val="B08625"/>
       <w:sz w:val="24"/>
       <w:szCs w:val="24"/>
@@ -952,11 +957,12 @@
       <w:outlineLvl w:val="3"/>
     </w:pPr>
     <w:rPr>
-      <w:rFonts w:asciiTheme="majorHAnsi" w:eastAsiaTheme="majorEastAsia" w:hAnsiTheme="majorHAnsi" w:cstheme="majorBidi" w:ascii="Liberation Sans" w:hAnsi="Liberation Sans" w:eastAsia="Liberation Sans" w:cs="Liberation Sans"/>
+      <w:rFonts w:ascii="Liberation Sans" w:hAnsi="Liberation Sans" w:eastAsia="Liberation Sans" w:cs="Liberation Sans"/>
       <w:i/>
       <w:b/>
       <w:bCs/>
       <w:caps w:val="0"/>
+      <w:smallCaps w:val="0"/>
       <w:color w:val="122A4E"/>
       <w:sz w:val="21"/>
       <w:szCs w:val="24"/>
@@ -1076,12 +1082,13 @@
       <w:ind w:firstLine="0" w:left="480" w:right="480"/>
     </w:pPr>
     <w:rPr>
-      <w:rFonts w:ascii="Liberation Serif" w:hAnsi="Liberation Serif" w:eastAsia="Liberation Serif" w:cs="Liberation Serif"/>
+      <w:rFonts w:ascii="Cormorant Garamond" w:hAnsi="Cormorant Garamond" w:eastAsia="Cormorant Garamond" w:cs="Cormorant Garamond"/>
       <w:b w:val="0"/>
       <w:i/>
       <w:caps w:val="0"/>
+      <w:smallCaps w:val="0"/>
       <w:color w:val="122A4E"/>
-      <w:sz w:val="26"/>
+      <w:sz w:val="32"/>
     </w:rPr>
   </w:style>
   <w:style w:type="paragraph" w:styleId="FootnoteText">
@@ -1127,7 +1134,7 @@
       <w:tcPr>
         <w:shd w:val="clear" w:fill="DCE3F0"/>
         <w:tcBorders>
-          <w:bottom w:val="single" w:sz="12" w:color="B08625"/>
+          <w:bottom w:val="single" w:sz="12" w:color="122A4E"/>
         </w:tcBorders>
         <w:vAlign w:val="center"/>
         <w:tcMar>
@@ -1181,8 +1188,10 @@
       <w:b/>
       <w:i w:val="0"/>
       <w:caps w:val="0"/>
+      <w:smallCaps/>
       <w:color w:val="B08625"/>
-      <w:sz w:val="19"/>
+      <w:sz w:val="20"/>
+      <w:spacing w:val="6"/>
     </w:rPr>
   </w:style>
   <w:style w:type="paragraph" w:customStyle="1" w:styleId="TableCaption">
@@ -1251,13 +1260,15 @@
       <w:outlineLvl w:val="9"/>
     </w:pPr>
     <w:rPr>
-      <w:rFonts w:asciiTheme="majorHAnsi" w:eastAsiaTheme="majorEastAsia" w:hAnsiTheme="majorHAnsi" w:cstheme="majorBidi" w:ascii="Bitstream Charter" w:hAnsi="Bitstream Charter" w:eastAsia="Bitstream Charter" w:cs="Bitstream Charter"/>
+      <w:rFonts w:ascii="Cormorant Garamond" w:hAnsi="Cormorant Garamond" w:eastAsia="Cormorant Garamond" w:cs="Cormorant Garamond"/>
       <w:b/>
       <w:bCs w:val="0"/>
       <w:i w:val="0"/>
       <w:caps w:val="0"/>
+      <w:smallCaps w:val="0"/>
       <w:color w:val="122A4E"/>
-      <w:sz w:val="44"/>
+      <w:sz w:val="52"/>
+      <w:spacing w:val="3"/>
     </w:rPr>
   </w:style>
   <w:style w:type="paragraph" w:customStyle="1" w:styleId="SectionKicker">
@@ -1268,10 +1279,11 @@
       <w:spacing w:before="440" w:after="40" w:line="264" w:lineRule="auto"/>
     </w:pPr>
     <w:rPr>
-      <w:rFonts w:ascii="Liberation Sans" w:hAnsi="Liberation Sans" w:eastAsia="Liberation Sans" w:cs="Liberation Sans"/>
+      <w:rFonts w:ascii="Cinzel" w:hAnsi="Cinzel" w:eastAsia="Cinzel" w:cs="Cinzel"/>
       <w:b/>
       <w:i w:val="0"/>
       <w:caps/>
+      <w:smallCaps w:val="0"/>
       <w:color w:val="B08625"/>
       <w:sz w:val="19"/>
       <w:spacing w:val="22"/>
@@ -1285,10 +1297,11 @@
       <w:spacing w:before="0" w:after="40" w:line="264" w:lineRule="auto"/>
     </w:pPr>
     <w:rPr>
-      <w:rFonts w:ascii="Liberation Sans" w:hAnsi="Liberation Sans" w:eastAsia="Liberation Sans" w:cs="Liberation Sans"/>
+      <w:rFonts w:ascii="Cinzel" w:hAnsi="Cinzel" w:eastAsia="Cinzel" w:cs="Cinzel"/>
       <w:b/>
       <w:i w:val="0"/>
       <w:caps/>
+      <w:smallCaps w:val="0"/>
       <w:color w:val="B08625"/>
       <w:sz w:val="22"/>
       <w:spacing w:val="30"/>
@@ -1302,12 +1315,13 @@
       <w:spacing w:before="80" w:after="360" w:line="324" w:lineRule="auto"/>
     </w:pPr>
     <w:rPr>
-      <w:rFonts w:ascii="Liberation Serif" w:hAnsi="Liberation Serif" w:eastAsia="Liberation Serif" w:cs="Liberation Serif"/>
+      <w:rFonts w:ascii="Cormorant Garamond" w:hAnsi="Cormorant Garamond" w:eastAsia="Cormorant Garamond" w:cs="Cormorant Garamond"/>
       <w:b w:val="0"/>
       <w:i/>
       <w:caps w:val="0"/>
+      <w:smallCaps w:val="0"/>
       <w:color w:val="122A4E"/>
-      <w:sz w:val="27"/>
+      <w:sz w:val="33"/>
     </w:rPr>
   </w:style>
 </w:styles>

--- a/assets/amiu-reference.docx
+++ b/assets/amiu-reference.docx
@@ -404,46 +404,36 @@
   <w:p>
     <w:pPr>
       <w:pStyle w:val="Footer"/>
-      <w:spacing w:before="80"/>
-      <w:jc w:val="center"/>
+      <w:tabs>
+        <w:tab w:pos="4536" w:val="center"/>
+        <w:tab w:pos="9072" w:val="right"/>
+      </w:tabs>
+      <w:spacing w:before="120"/>
     </w:pPr>
     <w:r/>
     <w:r>
       <w:rPr>
-        <w:rFonts w:ascii="Liberation Sans" w:hAnsi="Liberation Sans"/>
+        <w:rFonts w:ascii="Cinzel" w:hAnsi="Cinzel"/>
+        <w:smallCaps/>
         <w:color w:val="5B6372"/>
-        <w:sz w:val="16"/>
+        <w:sz w:val="15"/>
+        <w:spacing w:val="10"/>
       </w:rPr>
-      <w:t xml:space="preserve">AMIU-SB-002  ·  </w:t>
+      <w:t>AMIU-SB-002</w:t>
+    </w:r>
+    <w:r>
+      <w:tab/>
+      <w:tab/>
     </w:r>
     <w:r>
       <w:rPr>
-        <w:rFonts w:ascii="Liberation Sans" w:hAnsi="Liberation Sans"/>
-        <w:b/>
+        <w:rFonts w:ascii="Bitstream Charter" w:hAnsi="Bitstream Charter"/>
+        <w:b w:val="0"/>
         <w:color w:val="122A4E"/>
-        <w:sz w:val="17"/>
+        <w:sz w:val="20"/>
       </w:rPr>
       <w:fldChar w:fldCharType="begin"/>
       <w:instrText xml:space="preserve">PAGE</w:instrText>
-      <w:fldChar w:fldCharType="end"/>
-    </w:r>
-    <w:r>
-      <w:rPr>
-        <w:rFonts w:ascii="Liberation Sans" w:hAnsi="Liberation Sans"/>
-        <w:color w:val="5B6372"/>
-        <w:sz w:val="16"/>
-      </w:rPr>
-      <w:t xml:space="preserve">  of  </w:t>
-    </w:r>
-    <w:r>
-      <w:rPr>
-        <w:rFonts w:ascii="Liberation Sans" w:hAnsi="Liberation Sans"/>
-        <w:b/>
-        <w:color w:val="122A4E"/>
-        <w:sz w:val="17"/>
-      </w:rPr>
-      <w:fldChar w:fldCharType="begin"/>
-      <w:instrText xml:space="preserve">NUMPAGES</w:instrText>
       <w:fldChar w:fldCharType="end"/>
     </w:r>
   </w:p>
@@ -509,7 +499,7 @@
       </w:tabs>
       <w:spacing w:after="0"/>
       <w:pBdr>
-        <w:bottom w:val="single" w:sz="4" w:space="4" w:color="D8DCE5"/>
+        <w:bottom w:val="single" w:sz="3" w:space="6" w:color="B08625"/>
       </w:pBdr>
     </w:pPr>
     <w:r/>
@@ -686,6 +676,7 @@
     <w:qFormat/>
     <w:pPr>
       <w:keepNext w:val="0"/>
+      <w:widowControl/>
       <w:spacing w:before="0" w:after="160" w:line="283" w:lineRule="auto"/>
     </w:pPr>
     <w:rPr>
@@ -696,6 +687,7 @@
       <w:smallCaps w:val="0"/>
       <w:color w:val="1A1F2B"/>
       <w:sz w:val="21"/>
+      <w:lang w:val="en-US"/>
     </w:rPr>
   </w:style>
   <w:style w:type="paragraph" w:styleId="BodyText">
@@ -704,6 +696,7 @@
     <w:link w:val="BodyTextChar"/>
     <w:pPr>
       <w:keepNext w:val="0"/>
+      <w:widowControl/>
       <w:spacing w:before="0" w:after="120" w:line="283" w:lineRule="auto"/>
     </w:pPr>
     <w:qFormat/>
@@ -715,6 +708,7 @@
       <w:smallCaps w:val="0"/>
       <w:color w:val="1A1F2B"/>
       <w:sz w:val="21"/>
+      <w:lang w:val="en-US"/>
     </w:rPr>
   </w:style>
   <w:style w:type="paragraph" w:customStyle="1" w:styleId="FirstParagraph">
@@ -724,6 +718,7 @@
     <w:qFormat/>
     <w:pPr>
       <w:keepNext w:val="0"/>
+      <w:widowControl/>
       <w:spacing w:before="0" w:after="120" w:line="283" w:lineRule="auto"/>
     </w:pPr>
     <w:rPr>
@@ -734,6 +729,7 @@
       <w:smallCaps w:val="0"/>
       <w:color w:val="1A1F2B"/>
       <w:sz w:val="21"/>
+      <w:lang w:val="en-US"/>
     </w:rPr>
   </w:style>
   <w:style w:type="paragraph" w:customStyle="1" w:styleId="Compact">
@@ -742,6 +738,7 @@
     <w:qFormat/>
     <w:pPr>
       <w:keepNext w:val="0"/>
+      <w:widowControl/>
       <w:spacing w:before="0" w:after="120" w:line="283" w:lineRule="auto"/>
     </w:pPr>
     <w:rPr>
@@ -752,6 +749,7 @@
       <w:smallCaps w:val="0"/>
       <w:color w:val="1A1F2B"/>
       <w:sz w:val="21"/>
+      <w:lang w:val="en-US"/>
     </w:rPr>
   </w:style>
   <w:style w:type="paragraph" w:styleId="Title">
@@ -775,6 +773,7 @@
       <w:color w:val="122A4E"/>
       <w:sz w:val="68"/>
       <w:szCs w:val="36"/>
+      <w:lang w:val="en-US"/>
       <w:spacing w:val="6"/>
     </w:rPr>
   </w:style>
@@ -798,6 +797,7 @@
       <w:color w:val="B08625"/>
       <w:sz w:val="34"/>
       <w:szCs w:val="30"/>
+      <w:lang w:val="en-US"/>
     </w:rPr>
   </w:style>
   <w:style w:type="paragraph" w:customStyle="1" w:styleId="Author">
@@ -887,6 +887,7 @@
       <w:color w:val="122A4E"/>
       <w:sz w:val="64"/>
       <w:szCs w:val="32"/>
+      <w:lang w:val="en-US"/>
       <w:spacing w:val="4"/>
     </w:rPr>
   </w:style>
@@ -916,6 +917,7 @@
       <w:color w:val="122A4E"/>
       <w:sz w:val="38"/>
       <w:szCs w:val="28"/>
+      <w:lang w:val="en-US"/>
     </w:rPr>
   </w:style>
   <w:style w:type="paragraph" w:styleId="Heading3">
@@ -941,6 +943,7 @@
       <w:color w:val="B08625"/>
       <w:sz w:val="24"/>
       <w:szCs w:val="24"/>
+      <w:lang w:val="en-US"/>
     </w:rPr>
   </w:style>
   <w:style w:type="paragraph" w:styleId="Heading4">
@@ -966,6 +969,7 @@
       <w:color w:val="122A4E"/>
       <w:sz w:val="21"/>
       <w:szCs w:val="24"/>
+      <w:lang w:val="en-US"/>
     </w:rPr>
   </w:style>
   <w:style w:type="paragraph" w:styleId="Heading5">
@@ -1089,6 +1093,7 @@
       <w:smallCaps w:val="0"/>
       <w:color w:val="122A4E"/>
       <w:sz w:val="32"/>
+      <w:lang w:val="en-US"/>
     </w:rPr>
   </w:style>
   <w:style w:type="paragraph" w:styleId="FootnoteText">
@@ -1191,6 +1196,7 @@
       <w:smallCaps/>
       <w:color w:val="B08625"/>
       <w:sz w:val="20"/>
+      <w:lang w:val="en-US"/>
       <w:spacing w:val="6"/>
     </w:rPr>
   </w:style>
@@ -1268,6 +1274,7 @@
       <w:smallCaps w:val="0"/>
       <w:color w:val="122A4E"/>
       <w:sz w:val="52"/>
+      <w:lang w:val="en-US"/>
       <w:spacing w:val="3"/>
     </w:rPr>
   </w:style>
@@ -1286,6 +1293,7 @@
       <w:smallCaps w:val="0"/>
       <w:color w:val="B08625"/>
       <w:sz w:val="19"/>
+      <w:lang w:val="en-US"/>
       <w:spacing w:val="22"/>
     </w:rPr>
   </w:style>
@@ -1304,6 +1312,7 @@
       <w:smallCaps w:val="0"/>
       <w:color w:val="B08625"/>
       <w:sz w:val="22"/>
+      <w:lang w:val="en-US"/>
       <w:spacing w:val="30"/>
     </w:rPr>
   </w:style>
@@ -1322,6 +1331,7 @@
       <w:smallCaps w:val="0"/>
       <w:color w:val="122A4E"/>
       <w:sz w:val="33"/>
+      <w:lang w:val="en-US"/>
     </w:rPr>
   </w:style>
 </w:styles>

--- a/assets/amiu-reference.docx
+++ b/assets/amiu-reference.docx
@@ -427,7 +427,7 @@
     </w:r>
     <w:r>
       <w:rPr>
-        <w:rFonts w:ascii="Bitstream Charter" w:hAnsi="Bitstream Charter"/>
+        <w:rFonts w:ascii="EB Garamond" w:hAnsi="EB Garamond"/>
         <w:b w:val="0"/>
         <w:color w:val="122A4E"/>
         <w:sz w:val="20"/>
@@ -677,16 +677,16 @@
     <w:pPr>
       <w:keepNext w:val="0"/>
       <w:widowControl/>
-      <w:spacing w:before="0" w:after="160" w:line="283" w:lineRule="auto"/>
-    </w:pPr>
-    <w:rPr>
-      <w:rFonts w:ascii="Bitstream Charter" w:hAnsi="Bitstream Charter" w:eastAsia="Bitstream Charter" w:cs="Bitstream Charter"/>
+      <w:spacing w:before="0" w:after="180" w:line="324" w:lineRule="auto"/>
+    </w:pPr>
+    <w:rPr>
+      <w:rFonts w:ascii="EB Garamond" w:hAnsi="EB Garamond" w:eastAsia="EB Garamond" w:cs="EB Garamond"/>
       <w:b w:val="0"/>
       <w:i w:val="0"/>
       <w:caps w:val="0"/>
       <w:smallCaps w:val="0"/>
       <w:color w:val="1A1F2B"/>
-      <w:sz w:val="21"/>
+      <w:sz w:val="23"/>
       <w:lang w:val="en-US"/>
     </w:rPr>
   </w:style>
@@ -697,17 +697,17 @@
     <w:pPr>
       <w:keepNext w:val="0"/>
       <w:widowControl/>
-      <w:spacing w:before="0" w:after="120" w:line="283" w:lineRule="auto"/>
-    </w:pPr>
-    <w:qFormat/>
-    <w:rPr>
-      <w:rFonts w:ascii="Bitstream Charter" w:hAnsi="Bitstream Charter" w:eastAsia="Bitstream Charter" w:cs="Bitstream Charter"/>
+      <w:spacing w:before="0" w:after="140" w:line="317" w:lineRule="auto"/>
+    </w:pPr>
+    <w:qFormat/>
+    <w:rPr>
+      <w:rFonts w:ascii="EB Garamond" w:hAnsi="EB Garamond" w:eastAsia="EB Garamond" w:cs="EB Garamond"/>
       <w:b w:val="0"/>
       <w:i w:val="0"/>
       <w:caps w:val="0"/>
       <w:smallCaps w:val="0"/>
       <w:color w:val="1A1F2B"/>
-      <w:sz w:val="21"/>
+      <w:sz w:val="23"/>
       <w:lang w:val="en-US"/>
     </w:rPr>
   </w:style>
@@ -719,16 +719,16 @@
     <w:pPr>
       <w:keepNext w:val="0"/>
       <w:widowControl/>
-      <w:spacing w:before="0" w:after="120" w:line="283" w:lineRule="auto"/>
-    </w:pPr>
-    <w:rPr>
-      <w:rFonts w:ascii="Bitstream Charter" w:hAnsi="Bitstream Charter" w:eastAsia="Bitstream Charter" w:cs="Bitstream Charter"/>
+      <w:spacing w:before="0" w:after="140" w:line="317" w:lineRule="auto"/>
+    </w:pPr>
+    <w:rPr>
+      <w:rFonts w:ascii="EB Garamond" w:hAnsi="EB Garamond" w:eastAsia="EB Garamond" w:cs="EB Garamond"/>
       <w:b w:val="0"/>
       <w:i w:val="0"/>
       <w:caps w:val="0"/>
       <w:smallCaps w:val="0"/>
       <w:color w:val="1A1F2B"/>
-      <w:sz w:val="21"/>
+      <w:sz w:val="23"/>
       <w:lang w:val="en-US"/>
     </w:rPr>
   </w:style>
@@ -739,16 +739,16 @@
     <w:pPr>
       <w:keepNext w:val="0"/>
       <w:widowControl/>
-      <w:spacing w:before="0" w:after="120" w:line="283" w:lineRule="auto"/>
-    </w:pPr>
-    <w:rPr>
-      <w:rFonts w:ascii="Bitstream Charter" w:hAnsi="Bitstream Charter" w:eastAsia="Bitstream Charter" w:cs="Bitstream Charter"/>
+      <w:spacing w:before="0" w:after="140" w:line="317" w:lineRule="auto"/>
+    </w:pPr>
+    <w:rPr>
+      <w:rFonts w:ascii="EB Garamond" w:hAnsi="EB Garamond" w:eastAsia="EB Garamond" w:cs="EB Garamond"/>
       <w:b w:val="0"/>
       <w:i w:val="0"/>
       <w:caps w:val="0"/>
       <w:smallCaps w:val="0"/>
       <w:color w:val="1A1F2B"/>
-      <w:sz w:val="21"/>
+      <w:sz w:val="23"/>
       <w:lang w:val="en-US"/>
     </w:rPr>
   </w:style>

--- a/assets/amiu-reference.docx
+++ b/assets/amiu-reference.docx
@@ -762,6 +762,7 @@
       <w:keepLines/>
       <w:spacing w:before="0" w:after="120" w:line="252" w:lineRule="auto"/>
       <w:jc w:val="left"/>
+      <w:suppressAutoHyphens w:val="true"/>
     </w:pPr>
     <w:rPr>
       <w:rFonts w:ascii="Cormorant Garamond" w:hAnsi="Cormorant Garamond" w:eastAsia="Cormorant Garamond" w:cs="Cormorant Garamond"/>
@@ -787,6 +788,7 @@
       <w:keepLines/>
       <w:spacing w:before="0" w:after="400" w:line="276" w:lineRule="auto"/>
       <w:jc w:val="center"/>
+      <w:suppressAutoHyphens w:val="true"/>
     </w:pPr>
     <w:rPr>
       <w:rFonts w:ascii="Cormorant Garamond" w:hAnsi="Cormorant Garamond" w:eastAsia="Cormorant Garamond" w:cs="Cormorant Garamond"/>
@@ -873,6 +875,7 @@
       <w:keepLines/>
       <w:spacing w:before="80" w:after="320" w:line="252" w:lineRule="auto"/>
       <w:outlineLvl w:val="0"/>
+      <w:suppressAutoHyphens w:val="true"/>
       <w:pBdr>
         <w:bottom w:val="single" w:sz="18" w:space="4" w:color="B08625"/>
       </w:pBdr>
@@ -903,6 +906,7 @@
       <w:keepLines/>
       <w:spacing w:before="40" w:after="160" w:line="259" w:lineRule="auto"/>
       <w:outlineLvl w:val="1"/>
+      <w:suppressAutoHyphens w:val="true"/>
       <w:pBdr>
         <w:bottom w:val="single" w:sz="6" w:space="4" w:color="D8DCE5"/>
       </w:pBdr>
@@ -915,9 +919,10 @@
       <w:caps w:val="0"/>
       <w:smallCaps w:val="0"/>
       <w:color w:val="122A4E"/>
-      <w:sz w:val="38"/>
+      <w:sz w:val="44"/>
       <w:szCs w:val="28"/>
       <w:lang w:val="en-US"/>
+      <w:spacing w:val="2"/>
     </w:rPr>
   </w:style>
   <w:style w:type="paragraph" w:styleId="Heading3">
@@ -932,6 +937,7 @@
       <w:keepLines/>
       <w:spacing w:before="280" w:after="120" w:line="264" w:lineRule="auto"/>
       <w:outlineLvl w:val="2"/>
+      <w:suppressAutoHyphens w:val="true"/>
     </w:pPr>
     <w:rPr>
       <w:rFonts w:ascii="Liberation Sans" w:hAnsi="Liberation Sans" w:eastAsia="Liberation Sans" w:cs="Liberation Sans"/>
@@ -958,6 +964,7 @@
       <w:keepLines/>
       <w:spacing w:before="200" w:after="80" w:line="264" w:lineRule="auto"/>
       <w:outlineLvl w:val="3"/>
+      <w:suppressAutoHyphens w:val="true"/>
     </w:pPr>
     <w:rPr>
       <w:rFonts w:ascii="Liberation Sans" w:hAnsi="Liberation Sans" w:eastAsia="Liberation Sans" w:cs="Liberation Sans"/>
@@ -1187,6 +1194,7 @@
     <w:pPr>
       <w:keepNext w:val="0"/>
       <w:spacing w:before="120" w:after="320" w:line="276" w:lineRule="auto"/>
+      <w:suppressAutoHyphens w:val="true"/>
     </w:pPr>
     <w:rPr>
       <w:rFonts w:ascii="Liberation Sans" w:hAnsi="Liberation Sans" w:eastAsia="Liberation Sans" w:cs="Liberation Sans"/>
@@ -1264,6 +1272,7 @@
       <w:keepNext w:val="0"/>
       <w:spacing w:before="0" w:line="264" w:lineRule="auto" w:after="280"/>
       <w:outlineLvl w:val="9"/>
+      <w:suppressAutoHyphens w:val="true"/>
     </w:pPr>
     <w:rPr>
       <w:rFonts w:ascii="Cormorant Garamond" w:hAnsi="Cormorant Garamond" w:eastAsia="Cormorant Garamond" w:cs="Cormorant Garamond"/>
@@ -1278,12 +1287,33 @@
       <w:spacing w:val="3"/>
     </w:rPr>
   </w:style>
+  <w:style w:type="paragraph" w:customStyle="1" w:styleId="MessageByline">
+    <w:name w:val="MessageByline"/>
+    <w:basedOn w:val="Normal"/>
+    <w:pPr>
+      <w:keepNext w:val="0"/>
+      <w:spacing w:before="120" w:after="360" w:line="288" w:lineRule="auto"/>
+      <w:suppressAutoHyphens w:val="true"/>
+    </w:pPr>
+    <w:rPr>
+      <w:rFonts w:ascii="Cormorant Garamond" w:hAnsi="Cormorant Garamond" w:eastAsia="Cormorant Garamond" w:cs="Cormorant Garamond"/>
+      <w:b w:val="0"/>
+      <w:i/>
+      <w:caps w:val="0"/>
+      <w:smallCaps w:val="0"/>
+      <w:color w:val="B08625"/>
+      <w:sz w:val="30"/>
+      <w:lang w:val="en-US"/>
+      <w:spacing w:val="4"/>
+    </w:rPr>
+  </w:style>
   <w:style w:type="paragraph" w:customStyle="1" w:styleId="SectionKicker">
     <w:name w:val="SectionKicker"/>
     <w:basedOn w:val="Normal"/>
     <w:pPr>
       <w:keepNext/>
       <w:spacing w:before="440" w:after="40" w:line="264" w:lineRule="auto"/>
+      <w:suppressAutoHyphens w:val="true"/>
     </w:pPr>
     <w:rPr>
       <w:rFonts w:ascii="Cinzel" w:hAnsi="Cinzel" w:eastAsia="Cinzel" w:cs="Cinzel"/>
@@ -1303,6 +1333,7 @@
     <w:pPr>
       <w:keepNext w:val="0"/>
       <w:spacing w:before="0" w:after="40" w:line="264" w:lineRule="auto"/>
+      <w:suppressAutoHyphens w:val="true"/>
     </w:pPr>
     <w:rPr>
       <w:rFonts w:ascii="Cinzel" w:hAnsi="Cinzel" w:eastAsia="Cinzel" w:cs="Cinzel"/>
@@ -1322,6 +1353,7 @@
     <w:pPr>
       <w:keepNext w:val="0"/>
       <w:spacing w:before="80" w:after="360" w:line="324" w:lineRule="auto"/>
+      <w:suppressAutoHyphens w:val="true"/>
     </w:pPr>
     <w:rPr>
       <w:rFonts w:ascii="Cormorant Garamond" w:hAnsi="Cormorant Garamond" w:eastAsia="Cormorant Garamond" w:cs="Cormorant Garamond"/>

--- a/assets/amiu-reference.docx
+++ b/assets/amiu-reference.docx
@@ -413,7 +413,7 @@
     <w:r/>
     <w:r>
       <w:rPr>
-        <w:rFonts w:ascii="Cinzel" w:hAnsi="Cinzel"/>
+        <w:rFonts w:ascii="Archivo SemiBold" w:hAnsi="Archivo SemiBold"/>
         <w:smallCaps/>
         <w:color w:val="5B6372"/>
         <w:sz w:val="15"/>
@@ -427,7 +427,7 @@
     </w:r>
     <w:r>
       <w:rPr>
-        <w:rFonts w:ascii="EB Garamond" w:hAnsi="EB Garamond"/>
+        <w:rFonts w:ascii="Source Serif 4" w:hAnsi="Source Serif 4"/>
         <w:b w:val="0"/>
         <w:color w:val="122A4E"/>
         <w:sz w:val="20"/>
@@ -505,7 +505,7 @@
     <w:r/>
     <w:r>
       <w:rPr>
-        <w:rFonts w:ascii="Cinzel" w:hAnsi="Cinzel"/>
+        <w:rFonts w:ascii="Archivo SemiBold" w:hAnsi="Archivo SemiBold"/>
         <w:b w:val="0"/>
         <w:caps/>
         <w:smallCaps/>
@@ -520,7 +520,7 @@
     </w:r>
     <w:r>
       <w:rPr>
-        <w:rFonts w:ascii="Cormorant Garamond" w:hAnsi="Cormorant Garamond"/>
+        <w:rFonts w:ascii="Fraunces" w:hAnsi="Fraunces"/>
         <w:i/>
         <w:color w:val="5B6372"/>
         <w:sz w:val="19"/>
@@ -677,16 +677,16 @@
     <w:pPr>
       <w:keepNext w:val="0"/>
       <w:widowControl/>
-      <w:spacing w:before="0" w:after="180" w:line="324" w:lineRule="auto"/>
-    </w:pPr>
-    <w:rPr>
-      <w:rFonts w:ascii="EB Garamond" w:hAnsi="EB Garamond" w:eastAsia="EB Garamond" w:cs="EB Garamond"/>
+      <w:spacing w:before="0" w:after="180" w:line="307" w:lineRule="auto"/>
+    </w:pPr>
+    <w:rPr>
+      <w:rFonts w:ascii="Source Serif 4" w:hAnsi="Source Serif 4" w:eastAsia="Source Serif 4" w:cs="Source Serif 4"/>
       <w:b w:val="0"/>
       <w:i w:val="0"/>
       <w:caps w:val="0"/>
       <w:smallCaps w:val="0"/>
       <w:color w:val="1A1F2B"/>
-      <w:sz w:val="23"/>
+      <w:sz w:val="21"/>
       <w:lang w:val="en-US"/>
     </w:rPr>
   </w:style>
@@ -697,17 +697,17 @@
     <w:pPr>
       <w:keepNext w:val="0"/>
       <w:widowControl/>
-      <w:spacing w:before="0" w:after="140" w:line="317" w:lineRule="auto"/>
-    </w:pPr>
-    <w:qFormat/>
-    <w:rPr>
-      <w:rFonts w:ascii="EB Garamond" w:hAnsi="EB Garamond" w:eastAsia="EB Garamond" w:cs="EB Garamond"/>
+      <w:spacing w:before="0" w:after="140" w:line="300" w:lineRule="auto"/>
+    </w:pPr>
+    <w:qFormat/>
+    <w:rPr>
+      <w:rFonts w:ascii="Source Serif 4" w:hAnsi="Source Serif 4" w:eastAsia="Source Serif 4" w:cs="Source Serif 4"/>
       <w:b w:val="0"/>
       <w:i w:val="0"/>
       <w:caps w:val="0"/>
       <w:smallCaps w:val="0"/>
       <w:color w:val="1A1F2B"/>
-      <w:sz w:val="23"/>
+      <w:sz w:val="21"/>
       <w:lang w:val="en-US"/>
     </w:rPr>
   </w:style>
@@ -719,16 +719,16 @@
     <w:pPr>
       <w:keepNext w:val="0"/>
       <w:widowControl/>
-      <w:spacing w:before="0" w:after="140" w:line="317" w:lineRule="auto"/>
-    </w:pPr>
-    <w:rPr>
-      <w:rFonts w:ascii="EB Garamond" w:hAnsi="EB Garamond" w:eastAsia="EB Garamond" w:cs="EB Garamond"/>
+      <w:spacing w:before="0" w:after="140" w:line="300" w:lineRule="auto"/>
+    </w:pPr>
+    <w:rPr>
+      <w:rFonts w:ascii="Source Serif 4" w:hAnsi="Source Serif 4" w:eastAsia="Source Serif 4" w:cs="Source Serif 4"/>
       <w:b w:val="0"/>
       <w:i w:val="0"/>
       <w:caps w:val="0"/>
       <w:smallCaps w:val="0"/>
       <w:color w:val="1A1F2B"/>
-      <w:sz w:val="23"/>
+      <w:sz w:val="21"/>
       <w:lang w:val="en-US"/>
     </w:rPr>
   </w:style>
@@ -739,16 +739,16 @@
     <w:pPr>
       <w:keepNext w:val="0"/>
       <w:widowControl/>
-      <w:spacing w:before="0" w:after="140" w:line="317" w:lineRule="auto"/>
-    </w:pPr>
-    <w:rPr>
-      <w:rFonts w:ascii="EB Garamond" w:hAnsi="EB Garamond" w:eastAsia="EB Garamond" w:cs="EB Garamond"/>
+      <w:spacing w:before="0" w:after="140" w:line="300" w:lineRule="auto"/>
+    </w:pPr>
+    <w:rPr>
+      <w:rFonts w:ascii="Source Serif 4" w:hAnsi="Source Serif 4" w:eastAsia="Source Serif 4" w:cs="Source Serif 4"/>
       <w:b w:val="0"/>
       <w:i w:val="0"/>
       <w:caps w:val="0"/>
       <w:smallCaps w:val="0"/>
       <w:color w:val="1A1F2B"/>
-      <w:sz w:val="23"/>
+      <w:sz w:val="21"/>
       <w:lang w:val="en-US"/>
     </w:rPr>
   </w:style>
@@ -765,7 +765,7 @@
       <w:suppressAutoHyphens w:val="true"/>
     </w:pPr>
     <w:rPr>
-      <w:rFonts w:ascii="Cormorant Garamond" w:hAnsi="Cormorant Garamond" w:eastAsia="Cormorant Garamond" w:cs="Cormorant Garamond"/>
+      <w:rFonts w:ascii="Fraunces" w:hAnsi="Fraunces" w:eastAsia="Fraunces" w:cs="Fraunces"/>
       <w:b/>
       <w:bCs/>
       <w:i w:val="0"/>
@@ -791,7 +791,7 @@
       <w:suppressAutoHyphens w:val="true"/>
     </w:pPr>
     <w:rPr>
-      <w:rFonts w:ascii="Cormorant Garamond" w:hAnsi="Cormorant Garamond" w:eastAsia="Cormorant Garamond" w:cs="Cormorant Garamond"/>
+      <w:rFonts w:ascii="Fraunces" w:hAnsi="Fraunces" w:eastAsia="Fraunces" w:cs="Fraunces"/>
       <w:b w:val="0"/>
       <w:i/>
       <w:caps w:val="0"/>
@@ -881,7 +881,7 @@
       </w:pBdr>
     </w:pPr>
     <w:rPr>
-      <w:rFonts w:ascii="Cormorant Garamond" w:hAnsi="Cormorant Garamond" w:eastAsia="Cormorant Garamond" w:cs="Cormorant Garamond"/>
+      <w:rFonts w:ascii="Fraunces" w:hAnsi="Fraunces" w:eastAsia="Fraunces" w:cs="Fraunces"/>
       <w:b/>
       <w:bCs/>
       <w:i w:val="0"/>
@@ -912,7 +912,7 @@
       </w:pBdr>
     </w:pPr>
     <w:rPr>
-      <w:rFonts w:ascii="Cormorant Garamond SemiBold" w:hAnsi="Cormorant Garamond SemiBold" w:eastAsia="Cormorant Garamond SemiBold" w:cs="Cormorant Garamond SemiBold"/>
+      <w:rFonts w:ascii="Fraunces SemiBold" w:hAnsi="Fraunces SemiBold" w:eastAsia="Fraunces SemiBold" w:cs="Fraunces SemiBold"/>
       <w:b/>
       <w:bCs/>
       <w:i w:val="0"/>
@@ -940,7 +940,7 @@
       <w:suppressAutoHyphens w:val="true"/>
     </w:pPr>
     <w:rPr>
-      <w:rFonts w:ascii="Liberation Sans" w:hAnsi="Liberation Sans" w:eastAsia="Liberation Sans" w:cs="Liberation Sans"/>
+      <w:rFonts w:ascii="Archivo" w:hAnsi="Archivo" w:eastAsia="Archivo" w:cs="Archivo"/>
       <w:b/>
       <w:bCs/>
       <w:i w:val="0"/>
@@ -967,7 +967,7 @@
       <w:suppressAutoHyphens w:val="true"/>
     </w:pPr>
     <w:rPr>
-      <w:rFonts w:ascii="Liberation Sans" w:hAnsi="Liberation Sans" w:eastAsia="Liberation Sans" w:cs="Liberation Sans"/>
+      <w:rFonts w:ascii="Archivo" w:hAnsi="Archivo" w:eastAsia="Archivo" w:cs="Archivo"/>
       <w:i/>
       <w:b/>
       <w:bCs/>
@@ -1093,7 +1093,7 @@
       <w:ind w:firstLine="0" w:left="480" w:right="480"/>
     </w:pPr>
     <w:rPr>
-      <w:rFonts w:ascii="Cormorant Garamond" w:hAnsi="Cormorant Garamond" w:eastAsia="Cormorant Garamond" w:cs="Cormorant Garamond"/>
+      <w:rFonts w:ascii="Fraunces" w:hAnsi="Fraunces" w:eastAsia="Fraunces" w:cs="Fraunces"/>
       <w:b w:val="0"/>
       <w:i/>
       <w:caps w:val="0"/>
@@ -1197,7 +1197,7 @@
       <w:suppressAutoHyphens w:val="true"/>
     </w:pPr>
     <w:rPr>
-      <w:rFonts w:ascii="Liberation Sans" w:hAnsi="Liberation Sans" w:eastAsia="Liberation Sans" w:cs="Liberation Sans"/>
+      <w:rFonts w:ascii="Archivo" w:hAnsi="Archivo" w:eastAsia="Archivo" w:cs="Archivo"/>
       <w:b/>
       <w:i w:val="0"/>
       <w:caps w:val="0"/>
@@ -1275,7 +1275,7 @@
       <w:suppressAutoHyphens w:val="true"/>
     </w:pPr>
     <w:rPr>
-      <w:rFonts w:ascii="Cormorant Garamond" w:hAnsi="Cormorant Garamond" w:eastAsia="Cormorant Garamond" w:cs="Cormorant Garamond"/>
+      <w:rFonts w:ascii="Fraunces" w:hAnsi="Fraunces" w:eastAsia="Fraunces" w:cs="Fraunces"/>
       <w:b/>
       <w:bCs w:val="0"/>
       <w:i w:val="0"/>
@@ -1296,7 +1296,7 @@
       <w:suppressAutoHyphens w:val="true"/>
     </w:pPr>
     <w:rPr>
-      <w:rFonts w:ascii="Cormorant Garamond" w:hAnsi="Cormorant Garamond" w:eastAsia="Cormorant Garamond" w:cs="Cormorant Garamond"/>
+      <w:rFonts w:ascii="Fraunces" w:hAnsi="Fraunces" w:eastAsia="Fraunces" w:cs="Fraunces"/>
       <w:b w:val="0"/>
       <w:i/>
       <w:caps w:val="0"/>
@@ -1316,7 +1316,7 @@
       <w:suppressAutoHyphens w:val="true"/>
     </w:pPr>
     <w:rPr>
-      <w:rFonts w:ascii="Cinzel" w:hAnsi="Cinzel" w:eastAsia="Cinzel" w:cs="Cinzel"/>
+      <w:rFonts w:ascii="Archivo SemiBold" w:hAnsi="Archivo SemiBold" w:eastAsia="Archivo SemiBold" w:cs="Archivo SemiBold"/>
       <w:b/>
       <w:i w:val="0"/>
       <w:caps/>
@@ -1336,7 +1336,7 @@
       <w:suppressAutoHyphens w:val="true"/>
     </w:pPr>
     <w:rPr>
-      <w:rFonts w:ascii="Cinzel" w:hAnsi="Cinzel" w:eastAsia="Cinzel" w:cs="Cinzel"/>
+      <w:rFonts w:ascii="Archivo SemiBold" w:hAnsi="Archivo SemiBold" w:eastAsia="Archivo SemiBold" w:cs="Archivo SemiBold"/>
       <w:b/>
       <w:i w:val="0"/>
       <w:caps/>
@@ -1356,7 +1356,7 @@
       <w:suppressAutoHyphens w:val="true"/>
     </w:pPr>
     <w:rPr>
-      <w:rFonts w:ascii="Cormorant Garamond" w:hAnsi="Cormorant Garamond" w:eastAsia="Cormorant Garamond" w:cs="Cormorant Garamond"/>
+      <w:rFonts w:ascii="Fraunces" w:hAnsi="Fraunces" w:eastAsia="Fraunces" w:cs="Fraunces"/>
       <w:b w:val="0"/>
       <w:i/>
       <w:caps w:val="0"/>

--- a/assets/amiu-reference.docx
+++ b/assets/amiu-reference.docx
@@ -413,7 +413,7 @@
     <w:r/>
     <w:r>
       <w:rPr>
-        <w:rFonts w:ascii="Archivo SemiBold" w:hAnsi="Archivo SemiBold"/>
+        <w:rFonts w:ascii="Source Serif 4" w:hAnsi="Source Serif 4"/>
         <w:smallCaps/>
         <w:color w:val="5B6372"/>
         <w:sz w:val="15"/>
@@ -505,13 +505,13 @@
     <w:r/>
     <w:r>
       <w:rPr>
-        <w:rFonts w:ascii="Archivo SemiBold" w:hAnsi="Archivo SemiBold"/>
+        <w:rFonts w:ascii="Source Serif 4" w:hAnsi="Source Serif 4"/>
         <w:b w:val="0"/>
-        <w:caps/>
+        <w:i/>
         <w:smallCaps/>
         <w:color w:val="122A4E"/>
-        <w:sz w:val="17"/>
-        <w:spacing w:val="14"/>
+        <w:sz w:val="18"/>
+        <w:spacing w:val="8"/>
       </w:rPr>
       <w:t>Al-Mulk International University</w:t>
     </w:r>
@@ -1316,15 +1316,15 @@
       <w:suppressAutoHyphens w:val="true"/>
     </w:pPr>
     <w:rPr>
-      <w:rFonts w:ascii="Archivo SemiBold" w:hAnsi="Archivo SemiBold" w:eastAsia="Archivo SemiBold" w:cs="Archivo SemiBold"/>
+      <w:rFonts w:ascii="Source Serif 4" w:hAnsi="Source Serif 4" w:eastAsia="Source Serif 4" w:cs="Source Serif 4"/>
       <w:b/>
-      <w:i w:val="0"/>
-      <w:caps/>
-      <w:smallCaps w:val="0"/>
+      <w:i/>
+      <w:caps w:val="0"/>
+      <w:smallCaps/>
       <w:color w:val="B08625"/>
-      <w:sz w:val="19"/>
+      <w:sz w:val="21"/>
       <w:lang w:val="en-US"/>
-      <w:spacing w:val="22"/>
+      <w:spacing w:val="18"/>
     </w:rPr>
   </w:style>
   <w:style w:type="paragraph" w:customStyle="1" w:styleId="PartKicker">
@@ -1336,15 +1336,15 @@
       <w:suppressAutoHyphens w:val="true"/>
     </w:pPr>
     <w:rPr>
-      <w:rFonts w:ascii="Archivo SemiBold" w:hAnsi="Archivo SemiBold" w:eastAsia="Archivo SemiBold" w:cs="Archivo SemiBold"/>
+      <w:rFonts w:ascii="Source Serif 4" w:hAnsi="Source Serif 4" w:eastAsia="Source Serif 4" w:cs="Source Serif 4"/>
       <w:b/>
-      <w:i w:val="0"/>
-      <w:caps/>
-      <w:smallCaps w:val="0"/>
+      <w:i/>
+      <w:caps w:val="0"/>
+      <w:smallCaps/>
       <w:color w:val="B08625"/>
-      <w:sz w:val="22"/>
+      <w:sz w:val="24"/>
       <w:lang w:val="en-US"/>
-      <w:spacing w:val="30"/>
+      <w:spacing w:val="24"/>
     </w:rPr>
   </w:style>
   <w:style w:type="paragraph" w:customStyle="1" w:styleId="PartThesis">

--- a/assets/amiu-reference.docx
+++ b/assets/amiu-reference.docx
@@ -521,11 +521,14 @@
     <w:r>
       <w:rPr>
         <w:rFonts w:ascii="Fraunces" w:hAnsi="Fraunces"/>
+        <w:b w:val="0"/>
         <w:i/>
         <w:color w:val="5B6372"/>
         <w:sz w:val="19"/>
       </w:rPr>
-      <w:t>Strategic Implementation Blueprint 2028–2050</w:t>
+      <w:fldChar w:fldCharType="begin"/>
+      <w:instrText xml:space="preserve"> STYLEREF "Heading 2" \* MERGEFORMAT </w:instrText>
+      <w:fldChar w:fldCharType="end"/>
     </w:r>
   </w:p>
 </w:hdr>

--- a/assets/amiu-reference.docx
+++ b/assets/amiu-reference.docx
@@ -501,6 +501,7 @@
       <w:pBdr>
         <w:bottom w:val="single" w:sz="3" w:space="6" w:color="B08625"/>
       </w:pBdr>
+      <w:suppressAutoHyphens w:val="true"/>
     </w:pPr>
     <w:r/>
     <w:r>
